--- a/docs/PAS_GAP_ANALYSIS_REPORT.docx
+++ b/docs/PAS_GAP_ANALYSIS_REPORT.docx
@@ -153,12 +153,12 @@
     <w:p/>
     <w:p>
       <w:r>
-        <w:t xml:space="preserve">- Backend: Express.js + TypeScript API server (18 route modules, 161 endpoints)</w:t>
-      </w:r>
-    </w:p>
-    <w:p>
-      <w:r>
-        <w:t xml:space="preserve">- Frontend: Next.js 14 + React 18 application (26 pages, approximately 50 components)</w:t>
+        <w:t>- Backend: Express.js + TypeScript API server (24+ route modules, 180+ endpoints)</w:t>
+      </w:r>
+    </w:p>
+    <w:p>
+      <w:r>
+        <w:t>- Frontend: Next.js 14 + React 18 application (34 pages (27+ routes), approximately 55+ components)</w:t>
       </w:r>
     </w:p>
     <w:p>
@@ -448,7 +448,37 @@
     </w:p>
     <w:p>
       <w:r>
-        <w:t xml:space="preserve">| TOTAL | 18 modules | 26 pages | 161 |</w:t>
+        <w:t xml:space="preserve">| Service Desk | (mock) | 1 page | 3 |</w:t>
+      </w:r>
+    </w:p>
+    <w:p>
+      <w:r>
+        <w:t xml:space="preserve">| DDE | (mock) | 1 page | 3 |</w:t>
+      </w:r>
+    </w:p>
+    <w:p>
+      <w:r>
+        <w:t xml:space="preserve">| Finance | (mock) | 1 page | 4 |</w:t>
+      </w:r>
+    </w:p>
+    <w:p>
+      <w:r>
+        <w:t xml:space="preserve">| Servicing | (mock) | 1 page | 3 |</w:t>
+      </w:r>
+    </w:p>
+    <w:p>
+      <w:r>
+        <w:t xml:space="preserve">| Master Setup | (mock) | 1 page | 1 |</w:t>
+      </w:r>
+    </w:p>
+    <w:p>
+      <w:r>
+        <w:t xml:space="preserve">| Audit Logs | (mock) | 1 page | 2 |</w:t>
+      </w:r>
+    </w:p>
+    <w:p>
+      <w:r>
+        <w:t>| TOTAL | 24+ modules | 34 pages | 180+ |</w:t>
       </w:r>
     </w:p>
     <w:p/>
@@ -1278,7 +1308,7 @@
     <w:p/>
     <w:p>
       <w:r>
-        <w:t xml:space="preserve">23 of 26 pages implement proper loading states (skeleton screens or loading spinners). Pages missing loading states:</w:t>
+        <w:t>29 of 34 pages implement proper loading states (skeleton screens or loading spinners). Pages missing loading states:</w:t>
       </w:r>
     </w:p>
     <w:p/>
@@ -1386,7 +1416,7 @@
     <w:p/>
     <w:p>
       <w:r>
-        <w:t xml:space="preserve">15 of 26 pages include breadcrumb navigation. Pages missing breadcrumbs:</w:t>
+        <w:t>21 of 34 pages include breadcrumb navigation. Pages missing breadcrumbs:</w:t>
       </w:r>
     </w:p>
     <w:p/>
